--- a/MyDocumentConverterMultiOSV10/samples/output/markup/textile/docx.docx
+++ b/MyDocumentConverterMultiOSV10/samples/output/markup/textile/docx.docx
@@ -83,7 +83,7 @@
       <w:r>
         <w:t xml:space="preserve">, 그리고 </w:t>
       </w:r>
-      <w:hyperlink w:history="1" r:id="rIdwa8txitomnubrtv7ov59o">
+      <w:hyperlink w:history="1" r:id="rIdtfi3witf5bk442jvocvyp">
         <w:r>
           <w:rPr>
             <w:rStyle w:val="Hyperlink"/>
@@ -674,13 +674,13 @@
       <w:r>
         <w:t xml:space="preserve"> 자동 링크 </w:t>
       </w:r>
-      <w:hyperlink w:history="1" r:id="rId86r4upi4ojyksjkpojnck">
+      <w:hyperlink w:history="1" r:id="rIde4bwe02v5gxnyqqz4i4fx">
         <w:externalHyperlink/>
       </w:hyperlink>
       <w:r>
         <w:t xml:space="preserve"> 와 </w:t>
       </w:r>
-      <w:hyperlink w:history="1" r:id="rIdnl4ewug7psmhvz10k4yeg">
+      <w:hyperlink w:history="1" r:id="rIdtxpymjz-9xocx_jsunvds">
         <w:r>
           <w:rPr>
             <w:rStyle w:val="Hyperlink"/>
